--- a/proyecto_integrador/F_Proyecto_integrador_DAQ_2027_GGT.docx
+++ b/proyecto_integrador/F_Proyecto_integrador_DAQ_2027_GGT.docx
@@ -1316,28 +1316,7 @@
                 <w:color w:val="1A1A1A"/>
                 <w:sz w:val="21"/>
               </w:rPr>
-              <w:t>N = ROUND(V/Vcc·N</w:t>
-            </w:r>
-            <w:r>
-              <w:rPr>
-                <w:rFonts w:ascii="Arial" w:hAnsi="Arial" w:eastAsia="Arial"/>
-                <w:b/>
-                <w:i w:val="0"/>
-                <w:color w:val="1A1A1A"/>
-                <w:sz w:val="17"/>
-                <w:vertAlign w:val="subscript"/>
-              </w:rPr>
-              <w:t>max</w:t>
-            </w:r>
-            <w:r>
-              <w:rPr>
-                <w:rFonts w:ascii="Arial" w:hAnsi="Arial" w:eastAsia="Arial"/>
-                <w:b/>
-                <w:i w:val="0"/>
-                <w:color w:val="1A1A1A"/>
-                <w:sz w:val="21"/>
-              </w:rPr>
-              <w:t>)</w:t>
+              <w:t>N = ROUND(V/q), q = Vcc/2ᴺ</w:t>
             </w:r>
           </w:p>
           <w:p>
